--- a/Informe Técnico.docx
+++ b/Informe Técnico.docx
@@ -1,6 +1,6 @@
 
 <file path=word/document.xml><?xml version="1.0" encoding="utf-8"?>
-<w:document xmlns:wpc="http://schemas.microsoft.com/office/word/2010/wordprocessingCanvas" xmlns:cx="http://schemas.microsoft.com/office/drawing/2014/chartex" xmlns:cx1="http://schemas.microsoft.com/office/drawing/2015/9/8/chartex" xmlns:cx2="http://schemas.microsoft.com/office/drawing/2015/10/21/chartex" xmlns:cx3="http://schemas.microsoft.com/office/drawing/2016/5/9/chartex" xmlns:cx4="http://schemas.microsoft.com/office/drawing/2016/5/10/chartex" xmlns:cx5="http://schemas.microsoft.com/office/drawing/2016/5/11/chartex" xmlns:cx6="http://schemas.microsoft.com/office/drawing/2016/5/12/chartex" xmlns:cx7="http://schemas.microsoft.com/office/drawing/2016/5/13/chartex" xmlns:cx8="http://schemas.microsoft.com/office/drawing/2016/5/14/chartex" xmlns:mc="http://schemas.openxmlformats.org/markup-compatibility/2006" xmlns:aink="http://schemas.microsoft.com/office/drawing/2016/ink" xmlns:am3d="http://schemas.microsoft.com/office/drawing/2017/model3d" xmlns:o="urn:schemas-microsoft-com:office:office" xmlns:oel="http://schemas.microsoft.com/office/2019/extlst" xmlns:r="http://schemas.openxmlformats.org/officeDocument/2006/relationships" xmlns:m="http://schemas.openxmlformats.org/officeDocument/2006/math" xmlns:v="urn:schemas-microsoft-com:vml" xmlns:wp14="http://schemas.microsoft.com/office/word/2010/wordprocessingDrawing" xmlns:wp="http://schemas.openxmlformats.org/drawingml/2006/wordprocessingDrawing" xmlns:w10="urn:schemas-microsoft-com:office:word" xmlns:w="http://schemas.openxmlformats.org/wordprocessingml/2006/main" xmlns:w14="http://schemas.microsoft.com/office/word/2010/wordml" xmlns:w15="http://schemas.microsoft.com/office/word/2012/wordml" xmlns:w16cex="http://schemas.microsoft.com/office/word/2018/wordml/cex" xmlns:w16cid="http://schemas.microsoft.com/office/word/2016/wordml/cid" xmlns:w16="http://schemas.microsoft.com/office/word/2018/wordml" xmlns:w16sdtdh="http://schemas.microsoft.com/office/word/2020/wordml/sdtdatahash" xmlns:w16se="http://schemas.microsoft.com/office/word/2015/wordml/symex" xmlns:wpg="http://schemas.microsoft.com/office/word/2010/wordprocessingGroup" xmlns:wpi="http://schemas.microsoft.com/office/word/2010/wordprocessingInk" xmlns:wne="http://schemas.microsoft.com/office/word/2006/wordml" xmlns:wps="http://schemas.microsoft.com/office/word/2010/wordprocessingShape" mc:Ignorable="w14 w15 w16se w16cid w16 w16cex w16sdtdh wp14">
+<w:document xmlns:wpc="http://schemas.microsoft.com/office/word/2010/wordprocessingCanvas" xmlns:cx="http://schemas.microsoft.com/office/drawing/2014/chartex" xmlns:cx1="http://schemas.microsoft.com/office/drawing/2015/9/8/chartex" xmlns:cx2="http://schemas.microsoft.com/office/drawing/2015/10/21/chartex" xmlns:cx3="http://schemas.microsoft.com/office/drawing/2016/5/9/chartex" xmlns:cx4="http://schemas.microsoft.com/office/drawing/2016/5/10/chartex" xmlns:cx5="http://schemas.microsoft.com/office/drawing/2016/5/11/chartex" xmlns:cx6="http://schemas.microsoft.com/office/drawing/2016/5/12/chartex" xmlns:cx7="http://schemas.microsoft.com/office/drawing/2016/5/13/chartex" xmlns:cx8="http://schemas.microsoft.com/office/drawing/2016/5/14/chartex" xmlns:mc="http://schemas.openxmlformats.org/markup-compatibility/2006" xmlns:aink="http://schemas.microsoft.com/office/drawing/2016/ink" xmlns:am3d="http://schemas.microsoft.com/office/drawing/2017/model3d" xmlns:o="urn:schemas-microsoft-com:office:office" xmlns:r="http://schemas.openxmlformats.org/officeDocument/2006/relationships" xmlns:m="http://schemas.openxmlformats.org/officeDocument/2006/math" xmlns:v="urn:schemas-microsoft-com:vml" xmlns:wp14="http://schemas.microsoft.com/office/word/2010/wordprocessingDrawing" xmlns:wp="http://schemas.openxmlformats.org/drawingml/2006/wordprocessingDrawing" xmlns:w10="urn:schemas-microsoft-com:office:word" xmlns:w="http://schemas.openxmlformats.org/wordprocessingml/2006/main" xmlns:w14="http://schemas.microsoft.com/office/word/2010/wordml" xmlns:w15="http://schemas.microsoft.com/office/word/2012/wordml" xmlns:w16cex="http://schemas.microsoft.com/office/word/2018/wordml/cex" xmlns:w16cid="http://schemas.microsoft.com/office/word/2016/wordml/cid" xmlns:w16="http://schemas.microsoft.com/office/word/2018/wordml" xmlns:w16sdtdh="http://schemas.microsoft.com/office/word/2020/wordml/sdtdatahash" xmlns:w16se="http://schemas.microsoft.com/office/word/2015/wordml/symex" xmlns:wpg="http://schemas.microsoft.com/office/word/2010/wordprocessingGroup" xmlns:wpi="http://schemas.microsoft.com/office/word/2010/wordprocessingInk" xmlns:wne="http://schemas.microsoft.com/office/word/2006/wordml" xmlns:wps="http://schemas.microsoft.com/office/word/2010/wordprocessingShape" mc:Ignorable="w14 w15 w16se w16cid w16 w16cex w16sdtdh wp14">
   <w:body>
     <w:p>
       <w:pPr>
@@ -103,12 +103,8 @@
         <w:t>- Registro de entradas y salidas</w:t>
       </w:r>
     </w:p>
-    <w:p>
-      <w:r>
-        <w:t>- Gestión de tarifas y pagos</w:t>
-      </w:r>
-    </w:p>
     <w:p/>
+    <w:p/>
     <w:p>
       <w:r>
         <w:t>### 2.2 Fase de Diseño Conceptual</w:t>
@@ -146,21 +142,6 @@
       <w:proofErr w:type="spellStart"/>
       <w:r>
         <w:t>EntradasSalidas</w:t>
-      </w:r>
-      <w:proofErr w:type="spellEnd"/>
-    </w:p>
-    <w:p>
-      <w:r>
-        <w:t>- Tarifa</w:t>
-      </w:r>
-    </w:p>
-    <w:p>
-      <w:r>
-        <w:t xml:space="preserve">- </w:t>
-      </w:r>
-      <w:proofErr w:type="spellStart"/>
-      <w:r>
-        <w:t>RegistroPago</w:t>
       </w:r>
       <w:proofErr w:type="spellEnd"/>
     </w:p>
@@ -182,9 +163,9 @@
           <w:noProof/>
         </w:rPr>
         <w:drawing>
-          <wp:inline distT="0" distB="0" distL="0" distR="0" wp14:anchorId="1879784D" wp14:editId="45A6EA08">
-            <wp:extent cx="6219596" cy="3133725"/>
-            <wp:effectExtent l="0" t="0" r="0" b="0"/>
+          <wp:inline distT="0" distB="0" distL="0" distR="0" wp14:anchorId="1879784D" wp14:editId="1740C894">
+            <wp:extent cx="5915025" cy="3136265"/>
+            <wp:effectExtent l="0" t="0" r="9525" b="6985"/>
             <wp:docPr id="428805765" name="Imagen 1"/>
             <wp:cNvGraphicFramePr>
               <a:graphicFrameLocks xmlns:a="http://schemas.openxmlformats.org/drawingml/2006/main" noChangeAspect="1"/>
@@ -193,11 +174,11 @@
               <a:graphicData uri="http://schemas.openxmlformats.org/drawingml/2006/picture">
                 <pic:pic xmlns:pic="http://schemas.openxmlformats.org/drawingml/2006/picture">
                   <pic:nvPicPr>
-                    <pic:cNvPr id="428805765" name="Imagen 428805765"/>
+                    <pic:cNvPr id="428805765" name="Imagen 1"/>
                     <pic:cNvPicPr/>
                   </pic:nvPicPr>
                   <pic:blipFill>
-                    <a:blip r:embed="rId4" cstate="print">
+                    <a:blip r:embed="rId4">
                       <a:extLst>
                         <a:ext uri="{28A0092B-C50C-407E-A947-70E740481C1C}">
                           <a14:useLocalDpi xmlns:a14="http://schemas.microsoft.com/office/drawing/2010/main" val="0"/>
@@ -211,7 +192,7 @@
                   <pic:spPr>
                     <a:xfrm>
                       <a:off x="0" y="0"/>
-                      <a:ext cx="6226062" cy="3136983"/>
+                      <a:ext cx="5929755" cy="3144075"/>
                     </a:xfrm>
                     <a:prstGeom prst="rect">
                       <a:avLst/>
@@ -655,7 +636,6 @@
           </w:tcPr>
           <w:p>
             <w:r>
-              <w:lastRenderedPageBreak/>
               <w:t>Nombre</w:t>
             </w:r>
           </w:p>
@@ -788,6 +768,7 @@
           </w:tcPr>
           <w:p>
             <w:r>
+              <w:lastRenderedPageBreak/>
               <w:t>Email</w:t>
             </w:r>
           </w:p>
@@ -1693,7 +1674,6 @@
           </w:tcPr>
           <w:p>
             <w:r>
-              <w:lastRenderedPageBreak/>
               <w:t>Nombre</w:t>
             </w:r>
           </w:p>
@@ -1829,6 +1809,7 @@
           <w:p>
             <w:proofErr w:type="spellStart"/>
             <w:r>
+              <w:lastRenderedPageBreak/>
               <w:t>totalEspacios</w:t>
             </w:r>
             <w:proofErr w:type="spellEnd"/>
@@ -3269,779 +3250,6 @@
       </w:tr>
     </w:tbl>
     <w:p/>
-    <w:p>
-      <w:r>
-        <w:t>### 4.6 Tabla: tarifa</w:t>
-      </w:r>
-    </w:p>
-    <w:p/>
-    <w:p>
-      <w:r>
-        <w:rPr>
-          <w:b/>
-          <w:bCs/>
-        </w:rPr>
-        <w:t>Descripción:</w:t>
-      </w:r>
-      <w:r>
-        <w:t xml:space="preserve"> Información sobre las tarifas aplicables. </w:t>
-      </w:r>
-      <w:r>
-        <w:rPr>
-          <w:b/>
-          <w:bCs/>
-        </w:rPr>
-        <w:t>Fecha:</w:t>
-      </w:r>
-      <w:r>
-        <w:t xml:space="preserve"> [</w:t>
-      </w:r>
-      <w:r>
-        <w:t>10/08/2024</w:t>
-      </w:r>
-      <w:r>
-        <w:t>]</w:t>
-      </w:r>
-    </w:p>
-    <w:p/>
-    <w:tbl>
-      <w:tblPr>
-        <w:tblW w:w="9125" w:type="dxa"/>
-        <w:tblCellSpacing w:w="15" w:type="dxa"/>
-        <w:tblBorders>
-          <w:top w:val="single" w:sz="4" w:space="0" w:color="auto"/>
-          <w:left w:val="single" w:sz="4" w:space="0" w:color="auto"/>
-          <w:bottom w:val="single" w:sz="4" w:space="0" w:color="auto"/>
-          <w:right w:val="single" w:sz="4" w:space="0" w:color="auto"/>
-          <w:insideH w:val="single" w:sz="4" w:space="0" w:color="auto"/>
-          <w:insideV w:val="single" w:sz="4" w:space="0" w:color="auto"/>
-        </w:tblBorders>
-        <w:tblCellMar>
-          <w:top w:w="15" w:type="dxa"/>
-          <w:left w:w="15" w:type="dxa"/>
-          <w:bottom w:w="15" w:type="dxa"/>
-          <w:right w:w="15" w:type="dxa"/>
-        </w:tblCellMar>
-        <w:tblLook w:val="04A0" w:firstRow="1" w:lastRow="0" w:firstColumn="1" w:lastColumn="0" w:noHBand="0" w:noVBand="1"/>
-      </w:tblPr>
-      <w:tblGrid>
-        <w:gridCol w:w="1297"/>
-        <w:gridCol w:w="1279"/>
-        <w:gridCol w:w="840"/>
-        <w:gridCol w:w="2215"/>
-        <w:gridCol w:w="3494"/>
-      </w:tblGrid>
-      <w:tr>
-        <w:trPr>
-          <w:trHeight w:val="471"/>
-          <w:tblHeader/>
-          <w:tblCellSpacing w:w="15" w:type="dxa"/>
-        </w:trPr>
-        <w:tc>
-          <w:tcPr>
-            <w:tcW w:w="0" w:type="auto"/>
-            <w:vAlign w:val="center"/>
-            <w:hideMark/>
-          </w:tcPr>
-          <w:p>
-            <w:pPr>
-              <w:rPr>
-                <w:b/>
-                <w:bCs/>
-              </w:rPr>
-            </w:pPr>
-            <w:r>
-              <w:rPr>
-                <w:b/>
-                <w:bCs/>
-              </w:rPr>
-              <w:t>Campo</w:t>
-            </w:r>
-          </w:p>
-        </w:tc>
-        <w:tc>
-          <w:tcPr>
-            <w:tcW w:w="0" w:type="auto"/>
-            <w:vAlign w:val="center"/>
-            <w:hideMark/>
-          </w:tcPr>
-          <w:p>
-            <w:pPr>
-              <w:rPr>
-                <w:b/>
-                <w:bCs/>
-              </w:rPr>
-            </w:pPr>
-            <w:r>
-              <w:rPr>
-                <w:b/>
-                <w:bCs/>
-              </w:rPr>
-              <w:t>Tipo de dato</w:t>
-            </w:r>
-          </w:p>
-        </w:tc>
-        <w:tc>
-          <w:tcPr>
-            <w:tcW w:w="0" w:type="auto"/>
-            <w:vAlign w:val="center"/>
-            <w:hideMark/>
-          </w:tcPr>
-          <w:p>
-            <w:pPr>
-              <w:rPr>
-                <w:b/>
-                <w:bCs/>
-              </w:rPr>
-            </w:pPr>
-            <w:r>
-              <w:rPr>
-                <w:b/>
-                <w:bCs/>
-              </w:rPr>
-              <w:t>Tamaño</w:t>
-            </w:r>
-          </w:p>
-        </w:tc>
-        <w:tc>
-          <w:tcPr>
-            <w:tcW w:w="0" w:type="auto"/>
-            <w:vAlign w:val="center"/>
-            <w:hideMark/>
-          </w:tcPr>
-          <w:p>
-            <w:pPr>
-              <w:rPr>
-                <w:b/>
-                <w:bCs/>
-              </w:rPr>
-            </w:pPr>
-            <w:r>
-              <w:rPr>
-                <w:b/>
-                <w:bCs/>
-              </w:rPr>
-              <w:t>Propiedades</w:t>
-            </w:r>
-          </w:p>
-        </w:tc>
-        <w:tc>
-          <w:tcPr>
-            <w:tcW w:w="0" w:type="auto"/>
-            <w:vAlign w:val="center"/>
-            <w:hideMark/>
-          </w:tcPr>
-          <w:p>
-            <w:pPr>
-              <w:rPr>
-                <w:b/>
-                <w:bCs/>
-              </w:rPr>
-            </w:pPr>
-            <w:r>
-              <w:rPr>
-                <w:b/>
-                <w:bCs/>
-              </w:rPr>
-              <w:t>Descripción</w:t>
-            </w:r>
-          </w:p>
-        </w:tc>
-      </w:tr>
-      <w:tr>
-        <w:trPr>
-          <w:trHeight w:val="471"/>
-          <w:tblCellSpacing w:w="15" w:type="dxa"/>
-        </w:trPr>
-        <w:tc>
-          <w:tcPr>
-            <w:tcW w:w="0" w:type="auto"/>
-            <w:vAlign w:val="center"/>
-            <w:hideMark/>
-          </w:tcPr>
-          <w:p>
-            <w:proofErr w:type="spellStart"/>
-            <w:r>
-              <w:t>IdTarifa</w:t>
-            </w:r>
-            <w:proofErr w:type="spellEnd"/>
-          </w:p>
-        </w:tc>
-        <w:tc>
-          <w:tcPr>
-            <w:tcW w:w="0" w:type="auto"/>
-            <w:vAlign w:val="center"/>
-            <w:hideMark/>
-          </w:tcPr>
-          <w:p>
-            <w:r>
-              <w:t>Numérico</w:t>
-            </w:r>
-          </w:p>
-        </w:tc>
-        <w:tc>
-          <w:tcPr>
-            <w:tcW w:w="0" w:type="auto"/>
-            <w:vAlign w:val="center"/>
-            <w:hideMark/>
-          </w:tcPr>
-          <w:p>
-            <w:r>
-              <w:t>11</w:t>
-            </w:r>
-          </w:p>
-        </w:tc>
-        <w:tc>
-          <w:tcPr>
-            <w:tcW w:w="0" w:type="auto"/>
-            <w:vAlign w:val="center"/>
-            <w:hideMark/>
-          </w:tcPr>
-          <w:p>
-            <w:r>
-              <w:t>PK, AUTO_INCREMENT</w:t>
-            </w:r>
-          </w:p>
-        </w:tc>
-        <w:tc>
-          <w:tcPr>
-            <w:tcW w:w="0" w:type="auto"/>
-            <w:vAlign w:val="center"/>
-            <w:hideMark/>
-          </w:tcPr>
-          <w:p>
-            <w:r>
-              <w:t>Identificador único de la tarifa</w:t>
-            </w:r>
-          </w:p>
-        </w:tc>
-      </w:tr>
-      <w:tr>
-        <w:trPr>
-          <w:trHeight w:val="471"/>
-          <w:tblCellSpacing w:w="15" w:type="dxa"/>
-        </w:trPr>
-        <w:tc>
-          <w:tcPr>
-            <w:tcW w:w="0" w:type="auto"/>
-            <w:vAlign w:val="center"/>
-            <w:hideMark/>
-          </w:tcPr>
-          <w:p>
-            <w:proofErr w:type="spellStart"/>
-            <w:r>
-              <w:t>MetodoPago</w:t>
-            </w:r>
-            <w:proofErr w:type="spellEnd"/>
-          </w:p>
-        </w:tc>
-        <w:tc>
-          <w:tcPr>
-            <w:tcW w:w="0" w:type="auto"/>
-            <w:vAlign w:val="center"/>
-            <w:hideMark/>
-          </w:tcPr>
-          <w:p>
-            <w:r>
-              <w:t>Enumerado</w:t>
-            </w:r>
-          </w:p>
-        </w:tc>
-        <w:tc>
-          <w:tcPr>
-            <w:tcW w:w="0" w:type="auto"/>
-            <w:vAlign w:val="center"/>
-            <w:hideMark/>
-          </w:tcPr>
-          <w:p>
-            <w:r>
-              <w:t>-</w:t>
-            </w:r>
-          </w:p>
-        </w:tc>
-        <w:tc>
-          <w:tcPr>
-            <w:tcW w:w="0" w:type="auto"/>
-            <w:vAlign w:val="center"/>
-            <w:hideMark/>
-          </w:tcPr>
-          <w:p>
-            <w:r>
-              <w:t>NN</w:t>
-            </w:r>
-          </w:p>
-        </w:tc>
-        <w:tc>
-          <w:tcPr>
-            <w:tcW w:w="0" w:type="auto"/>
-            <w:vAlign w:val="center"/>
-            <w:hideMark/>
-          </w:tcPr>
-          <w:p>
-            <w:r>
-              <w:t>Método de pago (Prepago, Pospago)</w:t>
-            </w:r>
-          </w:p>
-        </w:tc>
-      </w:tr>
-    </w:tbl>
-    <w:p/>
-    <w:p>
-      <w:r>
-        <w:t xml:space="preserve">### 4.7 Tabla: </w:t>
-      </w:r>
-      <w:proofErr w:type="spellStart"/>
-      <w:r>
-        <w:t>registropago</w:t>
-      </w:r>
-      <w:proofErr w:type="spellEnd"/>
-    </w:p>
-    <w:p>
-      <w:r>
-        <w:rPr>
-          <w:b/>
-          <w:bCs/>
-        </w:rPr>
-        <w:t>Descripción:</w:t>
-      </w:r>
-      <w:r>
-        <w:t xml:space="preserve"> Registro de los pagos realizados. </w:t>
-      </w:r>
-      <w:r>
-        <w:rPr>
-          <w:b/>
-          <w:bCs/>
-        </w:rPr>
-        <w:t>Fecha:</w:t>
-      </w:r>
-      <w:r>
-        <w:t xml:space="preserve"> [</w:t>
-      </w:r>
-      <w:r>
-        <w:t>10/08/2024</w:t>
-      </w:r>
-      <w:r>
-        <w:t>]</w:t>
-      </w:r>
-    </w:p>
-    <w:p/>
-    <w:tbl>
-      <w:tblPr>
-        <w:tblW w:w="9230" w:type="dxa"/>
-        <w:tblCellSpacing w:w="15" w:type="dxa"/>
-        <w:tblBorders>
-          <w:top w:val="single" w:sz="4" w:space="0" w:color="auto"/>
-          <w:left w:val="single" w:sz="4" w:space="0" w:color="auto"/>
-          <w:bottom w:val="single" w:sz="4" w:space="0" w:color="auto"/>
-          <w:right w:val="single" w:sz="4" w:space="0" w:color="auto"/>
-          <w:insideH w:val="single" w:sz="4" w:space="0" w:color="auto"/>
-          <w:insideV w:val="single" w:sz="4" w:space="0" w:color="auto"/>
-        </w:tblBorders>
-        <w:tblCellMar>
-          <w:top w:w="15" w:type="dxa"/>
-          <w:left w:w="15" w:type="dxa"/>
-          <w:bottom w:w="15" w:type="dxa"/>
-          <w:right w:w="15" w:type="dxa"/>
-        </w:tblCellMar>
-        <w:tblLook w:val="04A0" w:firstRow="1" w:lastRow="0" w:firstColumn="1" w:lastColumn="0" w:noHBand="0" w:noVBand="1"/>
-      </w:tblPr>
-      <w:tblGrid>
-        <w:gridCol w:w="1524"/>
-        <w:gridCol w:w="1312"/>
-        <w:gridCol w:w="861"/>
-        <w:gridCol w:w="2272"/>
-        <w:gridCol w:w="3261"/>
-      </w:tblGrid>
-      <w:tr>
-        <w:trPr>
-          <w:trHeight w:val="495"/>
-          <w:tblHeader/>
-          <w:tblCellSpacing w:w="15" w:type="dxa"/>
-        </w:trPr>
-        <w:tc>
-          <w:tcPr>
-            <w:tcW w:w="0" w:type="auto"/>
-            <w:vAlign w:val="center"/>
-            <w:hideMark/>
-          </w:tcPr>
-          <w:p>
-            <w:pPr>
-              <w:rPr>
-                <w:b/>
-                <w:bCs/>
-              </w:rPr>
-            </w:pPr>
-            <w:r>
-              <w:rPr>
-                <w:b/>
-                <w:bCs/>
-              </w:rPr>
-              <w:t>Campo</w:t>
-            </w:r>
-          </w:p>
-        </w:tc>
-        <w:tc>
-          <w:tcPr>
-            <w:tcW w:w="0" w:type="auto"/>
-            <w:vAlign w:val="center"/>
-            <w:hideMark/>
-          </w:tcPr>
-          <w:p>
-            <w:pPr>
-              <w:rPr>
-                <w:b/>
-                <w:bCs/>
-              </w:rPr>
-            </w:pPr>
-            <w:r>
-              <w:rPr>
-                <w:b/>
-                <w:bCs/>
-              </w:rPr>
-              <w:t>Tipo de dato</w:t>
-            </w:r>
-          </w:p>
-        </w:tc>
-        <w:tc>
-          <w:tcPr>
-            <w:tcW w:w="0" w:type="auto"/>
-            <w:vAlign w:val="center"/>
-            <w:hideMark/>
-          </w:tcPr>
-          <w:p>
-            <w:pPr>
-              <w:rPr>
-                <w:b/>
-                <w:bCs/>
-              </w:rPr>
-            </w:pPr>
-            <w:r>
-              <w:rPr>
-                <w:b/>
-                <w:bCs/>
-              </w:rPr>
-              <w:t>Tamaño</w:t>
-            </w:r>
-          </w:p>
-        </w:tc>
-        <w:tc>
-          <w:tcPr>
-            <w:tcW w:w="0" w:type="auto"/>
-            <w:vAlign w:val="center"/>
-            <w:hideMark/>
-          </w:tcPr>
-          <w:p>
-            <w:pPr>
-              <w:rPr>
-                <w:b/>
-                <w:bCs/>
-              </w:rPr>
-            </w:pPr>
-            <w:r>
-              <w:rPr>
-                <w:b/>
-                <w:bCs/>
-              </w:rPr>
-              <w:t>Propiedades</w:t>
-            </w:r>
-          </w:p>
-        </w:tc>
-        <w:tc>
-          <w:tcPr>
-            <w:tcW w:w="0" w:type="auto"/>
-            <w:vAlign w:val="center"/>
-            <w:hideMark/>
-          </w:tcPr>
-          <w:p>
-            <w:pPr>
-              <w:rPr>
-                <w:b/>
-                <w:bCs/>
-              </w:rPr>
-            </w:pPr>
-            <w:r>
-              <w:rPr>
-                <w:b/>
-                <w:bCs/>
-              </w:rPr>
-              <w:t>Descripción</w:t>
-            </w:r>
-          </w:p>
-        </w:tc>
-      </w:tr>
-      <w:tr>
-        <w:trPr>
-          <w:trHeight w:val="478"/>
-          <w:tblCellSpacing w:w="15" w:type="dxa"/>
-        </w:trPr>
-        <w:tc>
-          <w:tcPr>
-            <w:tcW w:w="0" w:type="auto"/>
-            <w:vAlign w:val="center"/>
-            <w:hideMark/>
-          </w:tcPr>
-          <w:p>
-            <w:proofErr w:type="spellStart"/>
-            <w:r>
-              <w:t>IdRegistroPago</w:t>
-            </w:r>
-            <w:proofErr w:type="spellEnd"/>
-          </w:p>
-        </w:tc>
-        <w:tc>
-          <w:tcPr>
-            <w:tcW w:w="0" w:type="auto"/>
-            <w:vAlign w:val="center"/>
-            <w:hideMark/>
-          </w:tcPr>
-          <w:p>
-            <w:r>
-              <w:t>Numérico</w:t>
-            </w:r>
-          </w:p>
-        </w:tc>
-        <w:tc>
-          <w:tcPr>
-            <w:tcW w:w="0" w:type="auto"/>
-            <w:vAlign w:val="center"/>
-            <w:hideMark/>
-          </w:tcPr>
-          <w:p>
-            <w:r>
-              <w:t>11</w:t>
-            </w:r>
-          </w:p>
-        </w:tc>
-        <w:tc>
-          <w:tcPr>
-            <w:tcW w:w="0" w:type="auto"/>
-            <w:vAlign w:val="center"/>
-            <w:hideMark/>
-          </w:tcPr>
-          <w:p>
-            <w:r>
-              <w:t>PK, AUTO_INCREMENT</w:t>
-            </w:r>
-          </w:p>
-        </w:tc>
-        <w:tc>
-          <w:tcPr>
-            <w:tcW w:w="0" w:type="auto"/>
-            <w:vAlign w:val="center"/>
-            <w:hideMark/>
-          </w:tcPr>
-          <w:p>
-            <w:r>
-              <w:t>ID único del registro de pago</w:t>
-            </w:r>
-          </w:p>
-        </w:tc>
-      </w:tr>
-      <w:tr>
-        <w:trPr>
-          <w:trHeight w:val="495"/>
-          <w:tblCellSpacing w:w="15" w:type="dxa"/>
-        </w:trPr>
-        <w:tc>
-          <w:tcPr>
-            <w:tcW w:w="0" w:type="auto"/>
-            <w:vAlign w:val="center"/>
-            <w:hideMark/>
-          </w:tcPr>
-          <w:p>
-            <w:proofErr w:type="spellStart"/>
-            <w:r>
-              <w:t>IdTarifa</w:t>
-            </w:r>
-            <w:proofErr w:type="spellEnd"/>
-          </w:p>
-        </w:tc>
-        <w:tc>
-          <w:tcPr>
-            <w:tcW w:w="0" w:type="auto"/>
-            <w:vAlign w:val="center"/>
-            <w:hideMark/>
-          </w:tcPr>
-          <w:p>
-            <w:r>
-              <w:t>Numérico</w:t>
-            </w:r>
-          </w:p>
-        </w:tc>
-        <w:tc>
-          <w:tcPr>
-            <w:tcW w:w="0" w:type="auto"/>
-            <w:vAlign w:val="center"/>
-            <w:hideMark/>
-          </w:tcPr>
-          <w:p>
-            <w:r>
-              <w:t>11</w:t>
-            </w:r>
-          </w:p>
-        </w:tc>
-        <w:tc>
-          <w:tcPr>
-            <w:tcW w:w="0" w:type="auto"/>
-            <w:vAlign w:val="center"/>
-            <w:hideMark/>
-          </w:tcPr>
-          <w:p>
-            <w:r>
-              <w:t>FK</w:t>
-            </w:r>
-          </w:p>
-        </w:tc>
-        <w:tc>
-          <w:tcPr>
-            <w:tcW w:w="0" w:type="auto"/>
-            <w:vAlign w:val="center"/>
-            <w:hideMark/>
-          </w:tcPr>
-          <w:p>
-            <w:r>
-              <w:t>ID de la tarifa aplicada</w:t>
-            </w:r>
-          </w:p>
-        </w:tc>
-      </w:tr>
-      <w:tr>
-        <w:trPr>
-          <w:trHeight w:val="478"/>
-          <w:tblCellSpacing w:w="15" w:type="dxa"/>
-        </w:trPr>
-        <w:tc>
-          <w:tcPr>
-            <w:tcW w:w="0" w:type="auto"/>
-            <w:vAlign w:val="center"/>
-            <w:hideMark/>
-          </w:tcPr>
-          <w:p>
-            <w:proofErr w:type="spellStart"/>
-            <w:r>
-              <w:t>IdUsuario</w:t>
-            </w:r>
-            <w:proofErr w:type="spellEnd"/>
-          </w:p>
-        </w:tc>
-        <w:tc>
-          <w:tcPr>
-            <w:tcW w:w="0" w:type="auto"/>
-            <w:vAlign w:val="center"/>
-            <w:hideMark/>
-          </w:tcPr>
-          <w:p>
-            <w:r>
-              <w:t>Numérico</w:t>
-            </w:r>
-          </w:p>
-        </w:tc>
-        <w:tc>
-          <w:tcPr>
-            <w:tcW w:w="0" w:type="auto"/>
-            <w:vAlign w:val="center"/>
-            <w:hideMark/>
-          </w:tcPr>
-          <w:p>
-            <w:r>
-              <w:t>11</w:t>
-            </w:r>
-          </w:p>
-        </w:tc>
-        <w:tc>
-          <w:tcPr>
-            <w:tcW w:w="0" w:type="auto"/>
-            <w:vAlign w:val="center"/>
-            <w:hideMark/>
-          </w:tcPr>
-          <w:p>
-            <w:r>
-              <w:t>FK</w:t>
-            </w:r>
-          </w:p>
-        </w:tc>
-        <w:tc>
-          <w:tcPr>
-            <w:tcW w:w="0" w:type="auto"/>
-            <w:vAlign w:val="center"/>
-            <w:hideMark/>
-          </w:tcPr>
-          <w:p>
-            <w:r>
-              <w:t>ID del usuario que realiza el pago</w:t>
-            </w:r>
-          </w:p>
-        </w:tc>
-      </w:tr>
-      <w:tr>
-        <w:trPr>
-          <w:trHeight w:val="495"/>
-          <w:tblCellSpacing w:w="15" w:type="dxa"/>
-        </w:trPr>
-        <w:tc>
-          <w:tcPr>
-            <w:tcW w:w="0" w:type="auto"/>
-            <w:vAlign w:val="center"/>
-            <w:hideMark/>
-          </w:tcPr>
-          <w:p>
-            <w:proofErr w:type="spellStart"/>
-            <w:r>
-              <w:t>IdReserva</w:t>
-            </w:r>
-            <w:proofErr w:type="spellEnd"/>
-          </w:p>
-        </w:tc>
-        <w:tc>
-          <w:tcPr>
-            <w:tcW w:w="0" w:type="auto"/>
-            <w:vAlign w:val="center"/>
-            <w:hideMark/>
-          </w:tcPr>
-          <w:p>
-            <w:r>
-              <w:t>Numérico</w:t>
-            </w:r>
-          </w:p>
-        </w:tc>
-        <w:tc>
-          <w:tcPr>
-            <w:tcW w:w="0" w:type="auto"/>
-            <w:vAlign w:val="center"/>
-            <w:hideMark/>
-          </w:tcPr>
-          <w:p>
-            <w:r>
-              <w:t>11</w:t>
-            </w:r>
-          </w:p>
-        </w:tc>
-        <w:tc>
-          <w:tcPr>
-            <w:tcW w:w="0" w:type="auto"/>
-            <w:vAlign w:val="center"/>
-            <w:hideMark/>
-          </w:tcPr>
-          <w:p>
-            <w:r>
-              <w:t>FK</w:t>
-            </w:r>
-          </w:p>
-        </w:tc>
-        <w:tc>
-          <w:tcPr>
-            <w:tcW w:w="0" w:type="auto"/>
-            <w:vAlign w:val="center"/>
-            <w:hideMark/>
-          </w:tcPr>
-          <w:p>
-            <w:r>
-              <w:t>ID de la reserva asociada al pago</w:t>
-            </w:r>
-          </w:p>
-        </w:tc>
-      </w:tr>
-    </w:tbl>
     <w:p/>
     <w:p>
       <w:r>
